--- a/projects/36_slave_dragon_king/세 작품 작가 피드백 최종(용의 공주 10.27 · 흑발 1026 · Dragon Eggs 1023)_10.28.docx
+++ b/projects/36_slave_dragon_king/세 작품 작가 피드백 최종(용의 공주 10.27 · 흑발 1026 · Dragon Eggs 1023)_10.28.docx
@@ -41,7 +41,7 @@
           <w:color w:val="1A1A1A"/>
           <w:sz w:val="21"/>
         </w:rPr>
-        <w:t>이건 약간 우려가 됩니다. 어떤 점이 문제일까요. 여주가 과하게 관념화된 느낌도 들고, 직관적으로 재미가 없어졌어요 2.0 버전(10월 13일 원고)에 비해서.</w:t>
+        <w:t>이건 약간 우려가 됩니다. 어떤 점이 문제일까요. 여주가 과하게 관념화된 느낌도 들고, 2.0 버전(10월 13일 원고)에 비해 직관적으로 재미가 없어졌어요. 대사들도 턴이 너무 왔다갔다하고 유난히 깁니다(2화 사라·아이비, 4~5화·7화 바네사 속마음 등). 클리프행어도 더 좋아졌는지 의아합니다(특히 4·6·7화 끝).</w:t>
       </w:r>
     </w:p>
     <w:p>
@@ -55,77 +55,7 @@
           <w:color w:val="1A1A1A"/>
           <w:sz w:val="21"/>
         </w:rPr>
-        <w:t>지금 아이비가 세게 말하는 줄은 원칙을 말하는 줄입니다(5화 마부에게 하는 「滥杀无辜的特权！」로 끝나는 줄 · 6화 「对英雄的敬仰，从来不该由身份决定。」). 그리고 4화 큰길에 나타나는 순간부터 흰 용을 타고 내려와 소녀를 구하고, 평민들이 바로 아이비를 여왕 석상에 견주고(「埃莉诺女王的雕像一模一样！」) 바네사 공주보다 기품이 빛난다고 합니다(「比马车里的凡妮莎公主还要耀眼！」). 당하기도 전에 이미 높여져 있어요.</w:t>
-      </w:r>
-    </w:p>
-    <w:p>
-      <w:pPr>
-        <w:spacing w:before="0" w:after="100" w:line="312" w:lineRule="auto"/>
-      </w:pPr>
-      <w:r>
-        <w:rPr>
-          <w:rFonts w:ascii="맑은 고딕" w:hAnsi="맑은 고딕" w:eastAsia="맑은 고딕"/>
-          <w:b w:val="0"/>
-          <w:color w:val="1A1A1A"/>
-          <w:sz w:val="21"/>
-        </w:rPr>
-        <w:t>그리고 대사들도 턴이 너무 왔다갔다하고 유난히 깁니다. 10월 22일 원고 이후에 같은 말을 한 번 더 주고받는 줄이 생겼어요. 2화는 사라와 아이비가 "가게 해 주세요"와 "안 돼"를 두 번 주고받고(「可是王城宣布，所有女孩都可以参加……」 · 「你也配把自己当成王城里的女孩？」), 4화 뒷부분~5화 첫머리는 바네사 속마음 세 줄이 같은 마음이고(「也配和我这个公主相提并论！」 · 「我要杀了她！」 · 「这个冲撞我的泥种必须死！」), 7화 끝은 바네사 속마음이 세 줄 연달아 나옵니다(「现在居然还敢勾引大哥的视线？！」 · 「他们三个人的所有宠爱只能属于我！」 · 「泥种……你死定了！」).</w:t>
-      </w:r>
-    </w:p>
-    <w:p>
-      <w:pPr>
-        <w:spacing w:before="0" w:after="100" w:line="312" w:lineRule="auto"/>
-      </w:pPr>
-      <w:r>
-        <w:rPr>
-          <w:rFonts w:ascii="맑은 고딕" w:hAnsi="맑은 고딕" w:eastAsia="맑은 고딕"/>
-          <w:b w:val="0"/>
-          <w:color w:val="1A1A1A"/>
-          <w:sz w:val="21"/>
-        </w:rPr>
-        <w:t>클리프행어도 더 좋아졌는지 의아합니다. 특히 4·6·7화 끝입니다. 4화와 7화가 둘 다 바네사가 속으로 죽이겠다고 다짐하며 끝나고(4화 「我要杀了她！」 · 7화 「泥种……你死定了！」), 6화는 2.0판 5화와 같은 "혼자 남아 씁쓸해하는" 끝입니다. 10월 22일 원고 9화 끝에 있던 여왕 목소리 「王者的血脉，从不低头！」도 이번에 빠졌습니다.</w:t>
-      </w:r>
-    </w:p>
-    <w:p>
-      <w:pPr>
-        <w:spacing w:before="0" w:after="100" w:line="312" w:lineRule="auto"/>
-      </w:pPr>
-      <w:r>
-        <w:rPr>
-          <w:rFonts w:ascii="맑은 고딕" w:hAnsi="맑은 고딕" w:eastAsia="맑은 고딕"/>
-          <w:b w:val="0"/>
-          <w:color w:val="1A1A1A"/>
-          <w:sz w:val="21"/>
-        </w:rPr>
-        <w:t>2.0의 큰길 장면(3화 끝~4화)에선 자기 일에 대해 대꾸하면서 주장하는 면이 당차면서도, 또 억울하고 고구마가 있었어요. 마차가 아이비에게 달려들고, 무릎 꿇으라는 바네사에게 아이비가 「我拒绝！您是公主，但我也是王国的合法子民。我没有犯罪，您没有权利逼我下跪。」라고 거절하고, 에드워드는 바네사 편을 들어 아이비를 잡아가라고 합니다(「来人！把这个袭击公主的奴隶给我拿下！」). 지금은 4화에서 마차가 덮치는 사람이 평민 소녀이고, 아이비는 구하는 쪽입니다. 약자를 돕는 장면은 미팅에서 같이 정한 것이지만, 그 장면을 넣으면서 아이비 자신이 직접 당하는 장면이 빠졌어요. 다른 엑스트라를 내세워서 하는 이 장면이, 억지로 아이비에게 매력을 붙이려다가 아무런 매력도, 몰입감도, 고구마도 주지 못하는 느낌입니다. 훨씬 재미 없어졌어요.</w:t>
-      </w:r>
-    </w:p>
-    <w:p>
-      <w:pPr>
-        <w:spacing w:before="0" w:after="100" w:line="312" w:lineRule="auto"/>
-      </w:pPr>
-      <w:r>
-        <w:rPr>
-          <w:rFonts w:ascii="맑은 고딕" w:hAnsi="맑은 고딕" w:eastAsia="맑은 고딕"/>
-          <w:b w:val="0"/>
-          <w:color w:val="1A1A1A"/>
-          <w:sz w:val="21"/>
-        </w:rPr>
-        <w:t>그리고 그런 아이비의 모습을 통해 어머니를 떠올리는 비트도 없어져서 아쉽습니다. 2.0판 5화에서는 꿋꿋한 아이비를 보던 에드워드가 어릴 적 여왕의 가르침을 떠올리고(회상), 아이비 얼굴과 여왕 얼굴이 겹치고, 에드워드가 「母亲……」 하고 중얼거리자 바네사가 「哥哥，你说什么？」 하고 되묻습니다. 10월 22일 원고에는 에드워드 속마음 두 줄만 남았고, 이번 원고에는 그것도 없습니다.</w:t>
-      </w:r>
-    </w:p>
-    <w:p>
-      <w:pPr>
-        <w:spacing w:before="0" w:after="100" w:line="312" w:lineRule="auto"/>
-      </w:pPr>
-      <w:r>
-        <w:rPr>
-          <w:rFonts w:ascii="맑은 고딕" w:hAnsi="맑은 고딕" w:eastAsia="맑은 고딕"/>
-          <w:b w:val="0"/>
-          <w:color w:val="1A1A1A"/>
-          <w:sz w:val="21"/>
-        </w:rPr>
-        <w:t>고칠 방향은 합의한 줄거리는 그대로 두고 있는 줄만 바꾸는 쪽이면 됩니다. 5화는 바네사 줄 끝에 무릎 명령 「现在，立刻给我跪下！」를 되돌리고, 아이비 해명 줄 「我没有！殿下，我只是为了救人，而且这头飞龙也不是我能操控的……」를 2.0판 4화 거절 줄로 바꿔 주세요(예: 「我拒绝！您是公主，但我也是王国的合法子民。我只是救了人，没有犯罪，您没有权利逼我下跪。」). 6화는 에드워드 속마음 「我这是怎么了？」 줄 자리에 아이비 얼굴과 엘레노어 얼굴이 겹치는 지문, 에드워드가 소리 내 말하는 「母亲……」, 바네사가 되묻는 「大哥，你刚才说什么？」를 되살려 주세요.</w:t>
+        <w:t>2.0에선 큰길 장면에서 아이비가 자기 일에 대해 대꾸하면서 주장하는 면이 당차면서도, 또 억울하고 고구마가 있었는데 지금은 다른 엑스트라를 내세워서 하는 장면이, 억지로 아이비에게 매력을 붙이려다가 아무런 매력도, 몰입감도, 고구마도 주지 못하는 느낌입니다. 그리고 그런 아이비의 모습을 통해 에드워드가 어머니를 떠올리는 비트도 없어져서 아쉽습니다.</w:t>
       </w:r>
     </w:p>
     <w:p>
@@ -568,7 +498,7 @@
           <w:color w:val="1A1A1A"/>
           <w:sz w:val="21"/>
         </w:rPr>
-        <w:t>큰 이슈는 없으나, 무료회차(1~9화) 대비 유료회차(10~20화) 쪽이 오히려 대사가 좀 긴 것 같아요. 화마다 대사 양은 비슷한데 한 줄 한 줄이 길어지고, 같은 얘기를 한 번 더 하는 줄도 조금 더 많아요. 특히 13화와 15~17화(다이앤 음모, 땅 다툼 설명)가 제일 길어요. 혹시 모르니 조정 부탁 드립니다.</w:t>
+        <w:t>큰 이슈는 없으나, 무료회차 대비 유료회차 쪽이 오히려 대사가 좀 긴 것 같아요(특히 13·15~17화). 혹시 모르니 조정 부탁 드립니다.</w:t>
       </w:r>
     </w:p>
     <w:p>
@@ -582,21 +512,7 @@
           <w:color w:val="1A1A1A"/>
           <w:sz w:val="21"/>
         </w:rPr>
-        <w:t>그외 자잘한 오탈자, 오기입, 인물표기 오류 등 워싱 필요합니다. 다만 8화 "고통이 전부 넘어온다"는 규칙, 4화에서 고삐를 두 번 건네는 것, 6화에서 떨어뜨린 검이 다시 나오는 것처럼 앞뒤가 안 맞는 곳도 있어서 아래에 같이 정리했어요.</w:t>
-      </w:r>
-    </w:p>
-    <w:p>
-      <w:pPr>
-        <w:spacing w:before="0" w:after="100" w:line="312" w:lineRule="auto"/>
-      </w:pPr>
-      <w:r>
-        <w:rPr>
-          <w:rFonts w:ascii="맑은 고딕" w:hAnsi="맑은 고딕" w:eastAsia="맑은 고딕"/>
-          <w:b w:val="0"/>
-          <w:color w:val="1A1A1A"/>
-          <w:sz w:val="21"/>
-        </w:rPr>
-        <w:t>어려운 단어도 조금 줄여주세요. 통상 숏폼 드라마에선 안 쓸 법한 단어도요! 예를 들면 10화 「荣辱就与我族息息相关」, 15화 「躲得过初一，躲不过十五」, 17화 「于情于理于法」 같은 말이요. 이야기 흐름 자체엔 이견 없습니다.</w:t>
+        <w:t>그외 오탈자, 오기입, 인물표기 오류 등 워싱 필요합니다(아래 목록). 어려운 단어도 조금 줄여주세요. 통상 숏폼 드라마에선 안 쓸 법한 단어도요! 이야기 흐름 자체엔 이견 없습니다.</w:t>
       </w:r>
     </w:p>
     <w:p>
@@ -964,7 +880,7 @@
           <w:color w:val="1A1A1A"/>
           <w:sz w:val="21"/>
         </w:rPr>
-        <w:t>이야기 흐름 자체엔 이견 없습니다. 화마다 한 칸씩 세지고, 화 끝도 위험 직전에서 끊겨 있어요. 다만 세 가지는 조정 부탁 드립니다. 첫째, 바엘이에요. 2화에 이졸데가 위험한 걸 느끼고 출발했는데, 5화와 7화에는 같은 끊어진 다리 절벽에서 손바닥 문양을 보고, 화내고, 바위나 하늘을 치는 같은 동작만 해요. 날 수 있는 용족 군주가 다리 하나에 막혀 있는 그림이 돼요. 늦는 이유를 다리 말고 반란군 같은 것으로 바꾸고, 나올 때마다 이졸데에게 한 걸음씩 가까워지게 해 주세요.</w:t>
+        <w:t>이야기 흐름은 이견 없습니다. 다만 바엘이 2화에 출발했는데 5·7화에 같은 절벽에서 같은 동작만 해서, 날 수 있는 용이 다리 하나에 막혀 있는 느낌이에요. 시즌1(37화)에선 반지로 바엘을 바로 부를 수 있었는데 이번엔 안 부르는 이유가 없고, 에드릭은 4화엔 반지가 탐난다더니 5화에 바로 짓밟아요.</w:t>
       </w:r>
     </w:p>
     <w:p>
@@ -978,35 +894,7 @@
           <w:color w:val="1A1A1A"/>
           <w:sz w:val="21"/>
         </w:rPr>
-        <w:t>둘째, 반지예요. 시즌1 37화에서 바엘이 속마음으로 「那枚戒指与我的灵魂相连。如果她想让我救她，我瞬间就能到达。」라고 했는데, 이번 대본에선 이졸데가 그 반지를 지니고 있으면서(4화에 꺼내요) 한 번도 반지로 바엘을 부르지 않아요. 시즌1을 본 시청자는 바로 "반지로 부르면 되잖아" 할 거예요. 1-3 「维尔……你感觉到了吗。」 부분에 이졸데가 반지를 쥐고 불렀는데 빛이 꺼지는 그림 한 줄 정도 넣어 주세요. 셋째, 에드릭이에요. 4화 속마음은 「那么我永远都得不到她手里的戒指和龙蛋」인데, 5화에 그 반지를 빼서 짓밟아요. 반지를 탐내던 사람이 바로 반지를 버리니 동기가 엇갈려요. 한쪽으로 맞춰 주세요.</w:t>
-      </w:r>
-    </w:p>
-    <w:p>
-      <w:pPr>
-        <w:spacing w:before="0" w:after="100" w:line="312" w:lineRule="auto"/>
-      </w:pPr>
-      <w:r>
-        <w:rPr>
-          <w:rFonts w:ascii="맑은 고딕" w:hAnsi="맑은 고딕" w:eastAsia="맑은 고딕"/>
-          <w:b w:val="0"/>
-          <w:color w:val="1A1A1A"/>
-          <w:sz w:val="21"/>
-        </w:rPr>
-        <w:t>그리고 두 군데 확인 부탁 드려요. 8화 끝 흑룡 두 마리가 누구인지 대본에 없어요. 7화에 바엘이 하늘을 친 뒤라 바엘이 온 걸로 읽히는데, 맞는지 지문에 적어 주세요. 또 1-2에는 이졸데 배가 부른 모습이 없는데 1-3에서 바로 아이를 낳아요. 1-2 지문에 배가 부른 모습 한 줄 넣어 주세요.</w:t>
-      </w:r>
-    </w:p>
-    <w:p>
-      <w:pPr>
-        <w:spacing w:before="0" w:after="100" w:line="312" w:lineRule="auto"/>
-      </w:pPr>
-      <w:r>
-        <w:rPr>
-          <w:rFonts w:ascii="맑은 고딕" w:hAnsi="맑은 고딕" w:eastAsia="맑은 고딕"/>
-          <w:b w:val="0"/>
-          <w:color w:val="1A1A1A"/>
-          <w:sz w:val="21"/>
-        </w:rPr>
-        <w:t>대사는 이번에 같이 검토한 다른 작품들보다 짧고 적은 편이에요. 다만 한 사람이 길게 설명하는 줄(1화 첫 속마음 「我曾以为，熬过祭品新娘的命运」, 4화 에드릭 연설 「荒唐！诸位都该知晓龙族的本性」「依我看，你不过是」 두 줄)은 조금 줄여 주세요. 그 외 자잘한 오탈자, 오기입, 인물 줄 표기는 아래 목록대로 정리 부탁 드립니다.</w:t>
+        <w:t>8화 흑룡 두 마리가 누구인지도 적어 주세요. 그 외 오탈자, 오기입, 인물표기 오류는 아래 목록대로 워싱 부탁 드립니다.</w:t>
       </w:r>
     </w:p>
     <w:p>
